--- a/docx/206.Đánh dấu đã, chưa đọc_SRS_AI_Generated.docx
+++ b/docx/206.Đánh dấu đã, chưa đọc_SRS_AI_Generated.docx
@@ -170,7 +170,7 @@
         </w:numPr>
       </w:pPr>
       <w:r>
-        <w:t xml:space="preserve">Chức năng có thể thực hiện từ nhiều ngữ cảnh: danh sách thông báo (UC203), trang chi tiết (UC205), dropdown panel (UC202.MH02).</w:t>
+        <w:t xml:space="preserve">Chức năng có thể thực hiện từ nhiều ngữ cảnh: danh sách thông báo (UC203), trang chi tiết (UC205), danh sách thả xuống panel (UC202.MH02).</w:t>
       </w:r>
     </w:p>
     <w:p>
@@ -487,7 +487,7 @@
                 <w:sz w:val="18"/>
                 <w:szCs w:val="18"/>
               </w:rPr>
-              <w:t xml:space="preserve">Menu ngữ cảnh 3 chấm xuất hiện khi hover vào row thông báo. Trong menu có mục: "Đánh dấu đã đọc" (khi thông báo chưa đọc) hoặc "Đánh dấu chưa đọc" (khi thông báo đã đọc). Icon check ✓ bên trái mục menu.</w:t>
+              <w:t xml:space="preserve">Menu ngữ cảnh 3 chấm xuất hiện khi rê chuột vào row thông báo. Trong menu có mục: "Đánh dấu đã đọc" (khi thông báo chưa đọc) hoặc "Đánh dấu chưa đọc" (khi thông báo đã đọc). biểu tượng check ✓ bên trái mục menu.</w:t>
             </w:r>
           </w:p>
         </w:tc>
@@ -697,7 +697,7 @@
                 <w:sz w:val="18"/>
                 <w:szCs w:val="18"/>
               </w:rPr>
-              <w:t xml:space="preserve">Khi chọn ≥ 1 thông báo bằng checkbox, thanh công cụ xuất hiện với nút "Đánh dấu đã đọc" và "Đánh dấu chưa đọc" (cả hai, vì selection có thể mix cả đã đọc và chưa đọc).</w:t>
+              <w:t xml:space="preserve">Khi chọn ≥ 1 thông báo bằng hộp kiểm, thanh công cụ xuất hiện với nút "Đánh dấu đã đọc" và "Đánh dấu chưa đọc" (cả hai, vì selection có thể mix cả đã đọc và chưa đọc).</w:t>
             </w:r>
           </w:p>
         </w:tc>
@@ -907,7 +907,7 @@
                 <w:sz w:val="18"/>
                 <w:szCs w:val="18"/>
               </w:rPr>
-              <w:t xml:space="preserve">Sau mỗi thao tác: toast nhỏ góc phải màn hình "Đã đánh dấu là đã đọc" hoặc "Đã đánh dấu là chưa đọc". Toast biến mất sau 2 giây. Không có nút undo trong toast (thao tác có thể đảo ngược bằng cách thực hiện lại).</w:t>
+              <w:t xml:space="preserve">Sau mỗi thao tác: thông báo nhỏ nhỏ góc phải màn hình "Đã đánh dấu là đã đọc" hoặc "Đã đánh dấu là chưa đọc". thông báo nhỏ biến mất sau 2 giây. Không có nút undo trong thông báo nhỏ (thao tác có thể đảo ngược bằng cách thực hiện lại).</w:t>
             </w:r>
           </w:p>
         </w:tc>
@@ -1136,7 +1136,7 @@
                 <w:sz w:val="18"/>
                 <w:szCs w:val="18"/>
               </w:rPr>
-              <w:t xml:space="preserve">Hover vào row → click "..." → click "Đánh dấu đã đọc" → gọi API PATCH </w:t>
+              <w:t xml:space="preserve">rê chuột vào row → click "..." → click "Đánh dấu đã đọc" → gọi API PATCH </w:t>
             </w:r>
             <w:r>
               <w:rPr>
@@ -1166,7 +1166,7 @@
                 <w:sz w:val="18"/>
                 <w:szCs w:val="18"/>
               </w:rPr>
-              <w:t xml:space="preserve"> → cập nhật visual ngay lập tức (optimistic update): bỏ nền xanh, bỏ chấm, bỏ bold → badge header giảm 1 → toast thành công. Nếu API lỗi: rollback visual về trạng thái cũ + toast lỗi.</w:t>
+              <w:t xml:space="preserve"> → cập nhật visual ngay lập tức (optimistic update): bỏ nền xanh, bỏ chấm, bỏ bold → nhãn phần đầu trang giảm 1 → thông báo nhỏ thành công. Nếu API lỗi: rollback visual về trạng thái cũ + thông báo nhỏ lỗi.</w:t>
             </w:r>
           </w:p>
         </w:tc>
@@ -1251,7 +1251,7 @@
                 <w:sz w:val="18"/>
                 <w:szCs w:val="18"/>
               </w:rPr>
-              <w:t xml:space="preserve">Hover vào row → click "..." → click "Đánh dấu chưa đọc" → gọi API PATCH với </w:t>
+              <w:t xml:space="preserve">rê chuột vào row → click "..." → click "Đánh dấu chưa đọc" → gọi API PATCH với </w:t>
             </w:r>
             <w:r>
               <w:rPr>
@@ -1266,7 +1266,7 @@
                 <w:sz w:val="18"/>
                 <w:szCs w:val="18"/>
               </w:rPr>
-              <w:t xml:space="preserve"> → thêm nền xanh, thêm chấm, thêm bold → badge header tăng 1 → toast thành công.</w:t>
+              <w:t xml:space="preserve"> → thêm nền xanh, thêm chấm, thêm bold → nhãn phần đầu trang tăng 1 → thông báo nhỏ thành công.</w:t>
             </w:r>
           </w:p>
         </w:tc>
@@ -1381,7 +1381,7 @@
                 <w:sz w:val="18"/>
                 <w:szCs w:val="18"/>
               </w:rPr>
-              <w:t xml:space="preserve"> → cập nhật toàn bộ các item đã chọn → bỏ chọn tất cả → badge cập nhật → toast "Đã đánh dấu X thông báo là đã đọc".</w:t>
+              <w:t xml:space="preserve"> → cập nhật toàn bộ các item đã chọn → bỏ chọn tất cả → nhãn cập nhật → thông báo nhỏ "Đã đánh dấu X thông báo là đã đọc".</w:t>
             </w:r>
           </w:p>
         </w:tc>
@@ -1481,7 +1481,7 @@
                 <w:sz w:val="18"/>
                 <w:szCs w:val="18"/>
               </w:rPr>
-              <w:t xml:space="preserve"> và badge tăng lên tương ứng.</w:t>
+              <w:t xml:space="preserve"> và nhãn tăng lên tương ứng.</w:t>
             </w:r>
           </w:p>
         </w:tc>
@@ -1581,7 +1581,7 @@
                 <w:sz w:val="18"/>
                 <w:szCs w:val="18"/>
               </w:rPr>
-              <w:t xml:space="preserve"> → tất cả thông báo của người dùng đổi sang đã đọc → badge về 0 → cập nhật toàn bộ giao diện.</w:t>
+              <w:t xml:space="preserve"> → tất cả thông báo của người dùng đổi sang đã đọc → nhãn về 0 → cập nhật toàn bộ giao diện.</w:t>
             </w:r>
           </w:p>
         </w:tc>
@@ -1991,7 +1991,7 @@
                 <w:sz w:val="18"/>
                 <w:szCs w:val="18"/>
               </w:rPr>
-              <w:t xml:space="preserve">Vì trang chi tiết mặc định là đã đọc sau khi mở, nút hiển thị "Đánh dấu chưa đọc" với icon envelope ✉️. Khi click → trạng thái đổi → nút text đổi thành "Đánh dấu đã đọc".</w:t>
+              <w:t xml:space="preserve">Vì trang chi tiết mặc định là đã đọc sau khi mở, nút hiển thị "Đánh dấu chưa đọc" với biểu tượng envelope ✉️. Khi click → trạng thái đổi → nút text đổi thành "Đánh dấu đã đọc".</w:t>
             </w:r>
           </w:p>
         </w:tc>
@@ -2096,7 +2096,7 @@
                 <w:sz w:val="18"/>
                 <w:szCs w:val="18"/>
               </w:rPr>
-              <w:t xml:space="preserve">Badge nhỏ cạnh tiêu đề thông báo hiển thị trạng thái hiện tại: "Đã đọc" (xám) hoặc "Chưa đọc" (xanh). Cập nhật real-time khi toggle.</w:t>
+              <w:t xml:space="preserve">nhãn nhỏ cạnh tiêu đề thông báo hiển thị trạng thái hiện tại: "Đã đọc" (xám) hoặc "Chưa đọc" (xanh). Cập nhật real-time khi toggle.</w:t>
             </w:r>
           </w:p>
         </w:tc>
@@ -2325,7 +2325,7 @@
                 <w:sz w:val="18"/>
                 <w:szCs w:val="18"/>
               </w:rPr>
-              <w:t xml:space="preserve">Click nút → gọi API → cập nhật badge visual + nút text → cập nhật badge trên header → toast feedback. Khi đánh dấu "chưa đọc" từ trang chi tiết, badge trên header tăng 1 để người dùng biết cần xử lý sau.</w:t>
+              <w:t xml:space="preserve">Click nút → gọi API → cập nhật nhãn visual + nút text → cập nhật nhãn trên phần đầu trang → thông báo nhỏ feedback. Khi đánh dấu "chưa đọc" từ trang chi tiết, nhãn trên phần đầu trang tăng 1 để người dùng biết cần xử lý sau.</w:t>
             </w:r>
           </w:p>
         </w:tc>
